--- a/Адаптивные технологии/Отчет_Адапт_Технологии (2).docx
+++ b/Адаптивные технологии/Отчет_Адапт_Технологии (2).docx
@@ -2,119 +2,441 @@
 <file path=word/document.xml><?xml version="1.0" encoding="utf-8"?>
 <w:document xmlns:wpc="http://schemas.microsoft.com/office/word/2010/wordprocessingCanvas" xmlns:mc="http://schemas.openxmlformats.org/markup-compatibility/2006" xmlns:o="urn:schemas-microsoft-com:office:office" xmlns:r="http://schemas.openxmlformats.org/officeDocument/2006/relationships" xmlns:m="http://schemas.openxmlformats.org/officeDocument/2006/math" xmlns:v="urn:schemas-microsoft-com:vml" xmlns:wp14="http://schemas.microsoft.com/office/word/2010/wordprocessingDrawing" xmlns:wp="http://schemas.openxmlformats.org/drawingml/2006/wordprocessingDrawing" xmlns:w10="urn:schemas-microsoft-com:office:word" xmlns:w="http://schemas.openxmlformats.org/wordprocessingml/2006/main" xmlns:w14="http://schemas.microsoft.com/office/word/2010/wordml" xmlns:wpg="http://schemas.microsoft.com/office/word/2010/wordprocessingGroup" xmlns:wpi="http://schemas.microsoft.com/office/word/2010/wordprocessingInk" xmlns:wne="http://schemas.microsoft.com/office/word/2006/wordml" xmlns:wps="http://schemas.microsoft.com/office/word/2010/wordprocessingShape" mc:Ignorable="w14 wp14">
   <w:body>
+    <w:tbl>
+      <w:tblPr>
+        <w:tblStyle w:val="a5"/>
+        <w:tblW w:w="5000" w:type="pct"/>
+        <w:tblBorders>
+          <w:top w:val="none" w:sz="0" w:space="0" w:color="auto"/>
+          <w:left w:val="none" w:sz="0" w:space="0" w:color="auto"/>
+          <w:bottom w:val="none" w:sz="0" w:space="0" w:color="auto"/>
+          <w:right w:val="none" w:sz="0" w:space="0" w:color="auto"/>
+          <w:insideH w:val="none" w:sz="0" w:space="0" w:color="auto"/>
+          <w:insideV w:val="none" w:sz="0" w:space="0" w:color="auto"/>
+        </w:tblBorders>
+        <w:tblLook w:val="04A0" w:firstRow="1" w:lastRow="0" w:firstColumn="1" w:lastColumn="0" w:noHBand="0" w:noVBand="1"/>
+      </w:tblPr>
+      <w:tblGrid>
+        <w:gridCol w:w="2347"/>
+        <w:gridCol w:w="7224"/>
+      </w:tblGrid>
+      <w:tr>
+        <w:tc>
+          <w:tcPr>
+            <w:tcW w:w="1226" w:type="pct"/>
+            <w:vMerge w:val="restart"/>
+            <w:hideMark/>
+          </w:tcPr>
+          <w:p>
+            <w:r>
+              <w:rPr>
+                <w:noProof/>
+                <w:lang w:eastAsia="ru-RU"/>
+              </w:rPr>
+              <w:drawing>
+                <wp:inline distT="0" distB="0" distL="0" distR="0" wp14:anchorId="332A5629" wp14:editId="7A382E7E">
+                  <wp:extent cx="1350010" cy="1542415"/>
+                  <wp:effectExtent l="0" t="0" r="2540" b="635"/>
+                  <wp:docPr id="3" name="Рисунок 3"/>
+                  <wp:cNvGraphicFramePr>
+                    <a:graphicFrameLocks xmlns:a="http://schemas.openxmlformats.org/drawingml/2006/main" noChangeAspect="1"/>
+                  </wp:cNvGraphicFramePr>
+                  <a:graphic xmlns:a="http://schemas.openxmlformats.org/drawingml/2006/main">
+                    <a:graphicData uri="http://schemas.openxmlformats.org/drawingml/2006/picture">
+                      <pic:pic xmlns:pic="http://schemas.openxmlformats.org/drawingml/2006/picture">
+                        <pic:nvPicPr>
+                          <pic:cNvPr id="0" name="Рисунок 1"/>
+                          <pic:cNvPicPr>
+                            <a:picLocks noChangeAspect="1" noChangeArrowheads="1"/>
+                          </pic:cNvPicPr>
+                        </pic:nvPicPr>
+                        <pic:blipFill>
+                          <a:blip r:embed="rId6" cstate="print">
+                            <a:extLst>
+                              <a:ext uri="{28A0092B-C50C-407E-A947-70E740481C1C}">
+                                <a14:useLocalDpi xmlns:a14="http://schemas.microsoft.com/office/drawing/2010/main" val="0"/>
+                              </a:ext>
+                            </a:extLst>
+                          </a:blip>
+                          <a:srcRect/>
+                          <a:stretch>
+                            <a:fillRect/>
+                          </a:stretch>
+                        </pic:blipFill>
+                        <pic:spPr bwMode="auto">
+                          <a:xfrm>
+                            <a:off x="0" y="0"/>
+                            <a:ext cx="1350010" cy="1542415"/>
+                          </a:xfrm>
+                          <a:prstGeom prst="rect">
+                            <a:avLst/>
+                          </a:prstGeom>
+                          <a:noFill/>
+                          <a:ln>
+                            <a:noFill/>
+                          </a:ln>
+                        </pic:spPr>
+                      </pic:pic>
+                    </a:graphicData>
+                  </a:graphic>
+                </wp:inline>
+              </w:drawing>
+            </w:r>
+          </w:p>
+        </w:tc>
+        <w:tc>
+          <w:tcPr>
+            <w:tcW w:w="3774" w:type="pct"/>
+          </w:tcPr>
+          <w:p>
+            <w:pPr>
+              <w:rPr>
+                <w:b/>
+                <w:bCs/>
+              </w:rPr>
+            </w:pPr>
+            <w:r>
+              <w:rPr>
+                <w:b/>
+                <w:bCs/>
+              </w:rPr>
+              <w:t>ДЕПАРТАМЕНТ ОБРАЗОВАНИЯ И НАУКИ</w:t>
+            </w:r>
+          </w:p>
+          <w:p>
+            <w:pPr>
+              <w:rPr>
+                <w:b/>
+                <w:bCs/>
+              </w:rPr>
+            </w:pPr>
+            <w:r>
+              <w:rPr>
+                <w:b/>
+                <w:bCs/>
+              </w:rPr>
+              <w:t>ГОРОДА МОСКВЫ</w:t>
+            </w:r>
+          </w:p>
+          <w:p>
+            <w:pPr>
+              <w:rPr>
+                <w:b/>
+                <w:bCs/>
+              </w:rPr>
+            </w:pPr>
+            <w:r>
+              <w:rPr>
+                <w:b/>
+                <w:bCs/>
+              </w:rPr>
+              <w:t>Государственное бюджетное профессиональное</w:t>
+            </w:r>
+          </w:p>
+          <w:p>
+            <w:pPr>
+              <w:rPr>
+                <w:b/>
+                <w:bCs/>
+              </w:rPr>
+            </w:pPr>
+            <w:r>
+              <w:rPr>
+                <w:b/>
+                <w:bCs/>
+              </w:rPr>
+              <w:t>образовательное учреждение города Москвы</w:t>
+            </w:r>
+          </w:p>
+          <w:p>
+            <w:pPr>
+              <w:rPr>
+                <w:b/>
+                <w:bCs/>
+              </w:rPr>
+            </w:pPr>
+            <w:r>
+              <w:rPr>
+                <w:b/>
+                <w:bCs/>
+              </w:rPr>
+              <w:t>«Колледж малого бизнеса № 4»</w:t>
+            </w:r>
+          </w:p>
+          <w:p>
+            <w:r>
+              <w:t>(ГБПОУ КМБ № 4)</w:t>
+            </w:r>
+          </w:p>
+          <w:p/>
+        </w:tc>
+      </w:tr>
+      <w:tr>
+        <w:tc>
+          <w:tcPr>
+            <w:tcW w:w="0" w:type="auto"/>
+            <w:vMerge/>
+            <w:vAlign w:val="center"/>
+            <w:hideMark/>
+          </w:tcPr>
+          <w:p/>
+        </w:tc>
+        <w:tc>
+          <w:tcPr>
+            <w:tcW w:w="3774" w:type="pct"/>
+            <w:vAlign w:val="bottom"/>
+          </w:tcPr>
+          <w:p/>
+          <w:p/>
+          <w:p/>
+        </w:tc>
+      </w:tr>
+    </w:tbl>
+    <w:p/>
+    <w:p/>
+    <w:p>
+      <w:pPr>
+        <w:jc w:val="center"/>
+        <w:rPr>
+          <w:b/>
+          <w:sz w:val="36"/>
+          <w:szCs w:val="36"/>
+        </w:rPr>
+      </w:pPr>
+      <w:r>
+        <w:rPr>
+          <w:b/>
+          <w:sz w:val="36"/>
+          <w:szCs w:val="36"/>
+        </w:rPr>
+        <w:t>Адаптивные технологии</w:t>
+      </w:r>
+    </w:p>
+    <w:p/>
+    <w:p/>
+    <w:p/>
+    <w:p/>
+    <w:p>
+      <w:r>
+        <w:t>Специальность: 09.02.07 Информационные системы и программирование</w:t>
+      </w:r>
+    </w:p>
+    <w:p>
+      <w:r>
+        <w:t>Форма обучения: очная</w:t>
+      </w:r>
+    </w:p>
+    <w:p>
+      <w:r>
+        <w:t>Студен</w:t>
+      </w:r>
+      <w:proofErr w:type="gramStart"/>
+      <w:r>
+        <w:t>т(</w:t>
+      </w:r>
+      <w:proofErr w:type="gramEnd"/>
+      <w:r>
+        <w:t xml:space="preserve">ка): </w:t>
+      </w:r>
+      <w:r>
+        <w:t>Перепёлкина Анфиса А</w:t>
+      </w:r>
+      <w:r>
+        <w:t>лександровна</w:t>
+      </w:r>
+    </w:p>
+    <w:p>
+      <w:r>
+        <w:t>Группа: ИПО 21.24</w:t>
+      </w:r>
+    </w:p>
+    <w:p>
+      <w:r>
+        <w:t xml:space="preserve">Руководитель: </w:t>
+      </w:r>
+      <w:r>
+        <w:t>Рыбаков Александр С</w:t>
+      </w:r>
+      <w:r>
+        <w:t>ергеевич</w:t>
+      </w:r>
+    </w:p>
+    <w:p/>
+    <w:p>
+      <w:r>
+        <w:t>Отчётная работа защищена с оценкой «___» __________________</w:t>
+      </w:r>
+    </w:p>
+    <w:p/>
+    <w:p>
+      <w:pPr>
+        <w:rPr>
+          <w:b/>
+          <w:bCs/>
+        </w:rPr>
+      </w:pPr>
+    </w:p>
+    <w:p/>
+    <w:p/>
+    <w:p>
+      <w:pPr>
+        <w:rPr>
+          <w:lang w:val="en-US"/>
+        </w:rPr>
+      </w:pPr>
+    </w:p>
     <w:p>
       <w:pPr>
         <w:jc w:val="center"/>
       </w:pPr>
       <w:r>
+        <w:t>Москва, 2025 г.</w:t>
+      </w:r>
+    </w:p>
+    <w:sdt>
+      <w:sdtPr>
+        <w:id w:val="-631862611"/>
+        <w:docPartObj>
+          <w:docPartGallery w:val="Table of Contents"/>
+          <w:docPartUnique/>
+        </w:docPartObj>
+      </w:sdtPr>
+      <w:sdtEndPr>
         <w:rPr>
-          <w:lang w:val="en-US"/>
+          <w:rFonts w:ascii="Times New Roman" w:eastAsiaTheme="minorHAnsi" w:hAnsi="Times New Roman" w:cstheme="minorBidi"/>
+          <w:color w:val="auto"/>
+          <w:szCs w:val="22"/>
+          <w:lang w:eastAsia="en-US"/>
+        </w:rPr>
+      </w:sdtEndPr>
+      <w:sdtContent>
+        <w:p>
+          <w:pPr>
+            <w:pStyle w:val="a6"/>
+          </w:pPr>
+          <w:r>
+            <w:t>Оглавление</w:t>
+          </w:r>
+        </w:p>
+        <w:p>
+          <w:pPr>
+            <w:pStyle w:val="11"/>
+            <w:tabs>
+              <w:tab w:val="right" w:leader="dot" w:pos="9345"/>
+            </w:tabs>
+            <w:rPr>
+              <w:noProof/>
+            </w:rPr>
+          </w:pPr>
+          <w:r>
+            <w:fldChar w:fldCharType="begin"/>
+          </w:r>
+          <w:r>
+            <w:instrText xml:space="preserve"> TOC \o "1-3" \h \z \u </w:instrText>
+          </w:r>
+          <w:r>
+            <w:fldChar w:fldCharType="separate"/>
+          </w:r>
+          <w:hyperlink w:anchor="_Toc221010149" w:history="1">
+            <w:r>
+              <w:rPr>
+                <w:rStyle w:val="a7"/>
+                <w:noProof/>
+              </w:rPr>
+              <w:t>Практическое занятие №1</w:t>
+            </w:r>
+            <w:r>
+              <w:rPr>
+                <w:noProof/>
+                <w:webHidden/>
+              </w:rPr>
+              <w:tab/>
+            </w:r>
+            <w:r>
+              <w:rPr>
+                <w:noProof/>
+                <w:webHidden/>
+              </w:rPr>
+              <w:fldChar w:fldCharType="begin"/>
+            </w:r>
+            <w:r>
+              <w:rPr>
+                <w:noProof/>
+                <w:webHidden/>
+              </w:rPr>
+              <w:instrText xml:space="preserve"> PAGEREF _Toc221010149 \h </w:instrText>
+            </w:r>
+            <w:r>
+              <w:rPr>
+                <w:noProof/>
+                <w:webHidden/>
+              </w:rPr>
+            </w:r>
+            <w:r>
+              <w:rPr>
+                <w:noProof/>
+                <w:webHidden/>
+              </w:rPr>
+              <w:fldChar w:fldCharType="separate"/>
+            </w:r>
+            <w:r>
+              <w:rPr>
+                <w:noProof/>
+                <w:webHidden/>
+              </w:rPr>
+              <w:t>3</w:t>
+            </w:r>
+            <w:r>
+              <w:rPr>
+                <w:noProof/>
+                <w:webHidden/>
+              </w:rPr>
+              <w:fldChar w:fldCharType="end"/>
+            </w:r>
+          </w:hyperlink>
+        </w:p>
+        <w:p>
+          <w:r>
+            <w:rPr>
+              <w:b/>
+              <w:bCs/>
+            </w:rPr>
+            <w:fldChar w:fldCharType="end"/>
+          </w:r>
+        </w:p>
+      </w:sdtContent>
+    </w:sdt>
+    <w:p>
+      <w:r>
+        <w:br w:type="page"/>
+      </w:r>
+    </w:p>
+    <w:p>
+      <w:pPr>
+        <w:jc w:val="center"/>
+      </w:pPr>
+    </w:p>
+    <w:p>
+      <w:pPr>
+        <w:pStyle w:val="1"/>
+      </w:pPr>
+      <w:bookmarkStart w:id="0" w:name="_Toc221010149"/>
+      <w:r>
+        <w:t>Практическое занятие №1</w:t>
+      </w:r>
+      <w:bookmarkEnd w:id="0"/>
+    </w:p>
+    <w:p>
+      <w:r>
+        <w:rPr>
+          <w:noProof/>
+          <w:lang w:eastAsia="ru-RU"/>
         </w:rPr>
         <w:drawing>
-          <wp:inline distT="0" distB="0" distL="0" distR="0" wp14:anchorId="00EB3126" wp14:editId="16500932">
+          <wp:inline distT="0" distB="0" distL="0" distR="0" wp14:anchorId="0BD3646D" wp14:editId="47C05A73">
             <wp:extent cx="4431930" cy="2482770"/>
             <wp:effectExtent l="0" t="0" r="6985" b="0"/>
             <wp:docPr id="1" name="Рисунок 1"/>
-            <wp:cNvGraphicFramePr>
-              <a:graphicFrameLocks xmlns:a="http://schemas.openxmlformats.org/drawingml/2006/main" noChangeAspect="1"/>
-            </wp:cNvGraphicFramePr>
-            <a:graphic xmlns:a="http://schemas.openxmlformats.org/drawingml/2006/main">
-              <a:graphicData uri="http://schemas.openxmlformats.org/drawingml/2006/picture">
-                <pic:pic xmlns:pic="http://schemas.openxmlformats.org/drawingml/2006/picture">
-                  <pic:nvPicPr>
-                    <pic:cNvPr id="0" name=""/>
-                    <pic:cNvPicPr/>
-                  </pic:nvPicPr>
-                  <pic:blipFill>
-                    <a:blip r:embed="rId5"/>
-                    <a:stretch>
-                      <a:fillRect/>
-                    </a:stretch>
-                  </pic:blipFill>
-                  <pic:spPr>
-                    <a:xfrm>
-                      <a:off x="0" y="0"/>
-                      <a:ext cx="4435396" cy="2484712"/>
-                    </a:xfrm>
-                    <a:prstGeom prst="rect">
-                      <a:avLst/>
-                    </a:prstGeom>
-                  </pic:spPr>
-                </pic:pic>
-              </a:graphicData>
-            </a:graphic>
-          </wp:inline>
-        </w:drawing>
-      </w:r>
-    </w:p>
-    <w:p>
-      <w:pPr>
-        <w:jc w:val="center"/>
-      </w:pPr>
-    </w:p>
-    <w:p>
-      <w:pPr>
-        <w:jc w:val="center"/>
-      </w:pPr>
-      <w:r>
-        <w:drawing>
-          <wp:inline distT="0" distB="0" distL="0" distR="0" wp14:anchorId="5EC0A4B7" wp14:editId="1A5A36B5">
-            <wp:extent cx="5940425" cy="5484271"/>
-            <wp:effectExtent l="0" t="0" r="3175" b="2540"/>
-            <wp:docPr id="2" name="Рисунок 2"/>
-            <wp:cNvGraphicFramePr>
-              <a:graphicFrameLocks xmlns:a="http://schemas.openxmlformats.org/drawingml/2006/main" noChangeAspect="1"/>
-            </wp:cNvGraphicFramePr>
-            <a:graphic xmlns:a="http://schemas.openxmlformats.org/drawingml/2006/main">
-              <a:graphicData uri="http://schemas.openxmlformats.org/drawingml/2006/picture">
-                <pic:pic xmlns:pic="http://schemas.openxmlformats.org/drawingml/2006/picture">
-                  <pic:nvPicPr>
-                    <pic:cNvPr id="0" name=""/>
-                    <pic:cNvPicPr/>
-                  </pic:nvPicPr>
-                  <pic:blipFill>
-                    <a:blip r:embed="rId6"/>
-                    <a:stretch>
-                      <a:fillRect/>
-                    </a:stretch>
-                  </pic:blipFill>
-                  <pic:spPr>
-                    <a:xfrm>
-                      <a:off x="0" y="0"/>
-                      <a:ext cx="5940425" cy="5484271"/>
-                    </a:xfrm>
-                    <a:prstGeom prst="rect">
-                      <a:avLst/>
-                    </a:prstGeom>
-                  </pic:spPr>
-                </pic:pic>
-              </a:graphicData>
-            </a:graphic>
-          </wp:inline>
-        </w:drawing>
-      </w:r>
-    </w:p>
-    <w:p>
-      <w:pPr>
-        <w:jc w:val="center"/>
-      </w:pPr>
-    </w:p>
-    <w:p>
-      <w:pPr>
-        <w:jc w:val="center"/>
-      </w:pPr>
-    </w:p>
-    <w:p>
-      <w:pPr>
-        <w:jc w:val="center"/>
-      </w:pPr>
-      <w:r>
-        <w:lastRenderedPageBreak/>
-        <w:drawing>
-          <wp:inline distT="0" distB="0" distL="0" distR="0" wp14:anchorId="5D62496F" wp14:editId="012AF7A8">
-            <wp:extent cx="5940425" cy="3709317"/>
-            <wp:effectExtent l="0" t="0" r="3175" b="5715"/>
-            <wp:docPr id="6" name="Рисунок 6"/>
             <wp:cNvGraphicFramePr>
               <a:graphicFrameLocks xmlns:a="http://schemas.openxmlformats.org/drawingml/2006/main" noChangeAspect="1"/>
             </wp:cNvGraphicFramePr>
@@ -134,7 +456,7 @@
                   <pic:spPr>
                     <a:xfrm>
                       <a:off x="0" y="0"/>
-                      <a:ext cx="5940425" cy="3709317"/>
+                      <a:ext cx="4435396" cy="2484712"/>
                     </a:xfrm>
                     <a:prstGeom prst="rect">
                       <a:avLst/>
@@ -147,16 +469,28 @@
         </w:drawing>
       </w:r>
     </w:p>
-    <w:p>
-      <w:pPr>
-        <w:jc w:val="center"/>
-      </w:pPr>
-      <w:r>
+    <w:p/>
+    <w:p>
+      <w:r>
+        <w:rPr>
+          <w:noProof/>
+          <w:lang w:eastAsia="ru-RU"/>
+        </w:rPr>
+        <w:lastRenderedPageBreak/>
+        <w:t xml:space="preserve">                                                                                                                                                                                                                                                                                                      ииииииии</w:t>
+      </w:r>
+      <w:bookmarkStart w:id="1" w:name="_GoBack"/>
+      <w:bookmarkEnd w:id="1"/>
+      <w:r>
+        <w:rPr>
+          <w:noProof/>
+          <w:lang w:eastAsia="ru-RU"/>
+        </w:rPr>
         <w:drawing>
-          <wp:inline distT="0" distB="0" distL="0" distR="0" wp14:anchorId="13FB6708" wp14:editId="1B9E93B9">
-            <wp:extent cx="5940425" cy="4400292"/>
-            <wp:effectExtent l="0" t="0" r="3175" b="635"/>
-            <wp:docPr id="7" name="Рисунок 7"/>
+          <wp:inline distT="0" distB="0" distL="0" distR="0" wp14:anchorId="395AD81A" wp14:editId="6D212D9E">
+            <wp:extent cx="5463251" cy="5043739"/>
+            <wp:effectExtent l="0" t="0" r="4445" b="5080"/>
+            <wp:docPr id="2" name="Рисунок 2"/>
             <wp:cNvGraphicFramePr>
               <a:graphicFrameLocks xmlns:a="http://schemas.openxmlformats.org/drawingml/2006/main" noChangeAspect="1"/>
             </wp:cNvGraphicFramePr>
@@ -176,7 +510,7 @@
                   <pic:spPr>
                     <a:xfrm>
                       <a:off x="0" y="0"/>
-                      <a:ext cx="5940425" cy="4400292"/>
+                      <a:ext cx="5465654" cy="5045958"/>
                     </a:xfrm>
                     <a:prstGeom prst="rect">
                       <a:avLst/>
@@ -189,17 +523,20 @@
         </w:drawing>
       </w:r>
     </w:p>
-    <w:p>
-      <w:pPr>
-        <w:jc w:val="center"/>
-      </w:pPr>
-      <w:r>
+    <w:p/>
+    <w:p/>
+    <w:p>
+      <w:r>
+        <w:rPr>
+          <w:noProof/>
+          <w:lang w:eastAsia="ru-RU"/>
+        </w:rPr>
         <w:lastRenderedPageBreak/>
         <w:drawing>
-          <wp:inline distT="0" distB="0" distL="0" distR="0" wp14:anchorId="71B58C78" wp14:editId="1D31F657">
-            <wp:extent cx="5940425" cy="3202888"/>
-            <wp:effectExtent l="0" t="0" r="3175" b="0"/>
-            <wp:docPr id="8" name="Рисунок 8"/>
+          <wp:inline distT="0" distB="0" distL="0" distR="0" wp14:anchorId="2CDFEDE0" wp14:editId="25B57E5F">
+            <wp:extent cx="5940425" cy="3709317"/>
+            <wp:effectExtent l="0" t="0" r="3175" b="5715"/>
+            <wp:docPr id="6" name="Рисунок 6"/>
             <wp:cNvGraphicFramePr>
               <a:graphicFrameLocks xmlns:a="http://schemas.openxmlformats.org/drawingml/2006/main" noChangeAspect="1"/>
             </wp:cNvGraphicFramePr>
@@ -219,7 +556,7 @@
                   <pic:spPr>
                     <a:xfrm>
                       <a:off x="0" y="0"/>
-                      <a:ext cx="5940425" cy="3202888"/>
+                      <a:ext cx="5940425" cy="3709317"/>
                     </a:xfrm>
                     <a:prstGeom prst="rect">
                       <a:avLst/>
@@ -233,15 +570,16 @@
       </w:r>
     </w:p>
     <w:p>
-      <w:pPr>
-        <w:jc w:val="center"/>
-      </w:pPr>
-      <w:r>
+      <w:r>
+        <w:rPr>
+          <w:noProof/>
+          <w:lang w:eastAsia="ru-RU"/>
+        </w:rPr>
         <w:drawing>
-          <wp:inline distT="0" distB="0" distL="0" distR="0" wp14:anchorId="16700428" wp14:editId="20F0D074">
-            <wp:extent cx="5940425" cy="3173459"/>
-            <wp:effectExtent l="0" t="0" r="3175" b="8255"/>
-            <wp:docPr id="9" name="Рисунок 9"/>
+          <wp:inline distT="0" distB="0" distL="0" distR="0" wp14:anchorId="3EBDCDBD" wp14:editId="128AB397">
+            <wp:extent cx="5940425" cy="4400292"/>
+            <wp:effectExtent l="0" t="0" r="3175" b="635"/>
+            <wp:docPr id="7" name="Рисунок 7"/>
             <wp:cNvGraphicFramePr>
               <a:graphicFrameLocks xmlns:a="http://schemas.openxmlformats.org/drawingml/2006/main" noChangeAspect="1"/>
             </wp:cNvGraphicFramePr>
@@ -261,7 +599,7 @@
                   <pic:spPr>
                     <a:xfrm>
                       <a:off x="0" y="0"/>
-                      <a:ext cx="5940425" cy="3173459"/>
+                      <a:ext cx="5940425" cy="4400292"/>
                     </a:xfrm>
                     <a:prstGeom prst="rect">
                       <a:avLst/>
@@ -275,16 +613,17 @@
       </w:r>
     </w:p>
     <w:p>
-      <w:pPr>
-        <w:jc w:val="center"/>
-      </w:pPr>
-      <w:r>
+      <w:r>
+        <w:rPr>
+          <w:noProof/>
+          <w:lang w:eastAsia="ru-RU"/>
+        </w:rPr>
         <w:lastRenderedPageBreak/>
         <w:drawing>
-          <wp:inline distT="0" distB="0" distL="0" distR="0" wp14:anchorId="071E7237" wp14:editId="6F2A5081">
-            <wp:extent cx="5940425" cy="4040396"/>
+          <wp:inline distT="0" distB="0" distL="0" distR="0" wp14:anchorId="6E1858DB" wp14:editId="3715C1D2">
+            <wp:extent cx="5940425" cy="3202888"/>
             <wp:effectExtent l="0" t="0" r="3175" b="0"/>
-            <wp:docPr id="10" name="Рисунок 10"/>
+            <wp:docPr id="8" name="Рисунок 8"/>
             <wp:cNvGraphicFramePr>
               <a:graphicFrameLocks xmlns:a="http://schemas.openxmlformats.org/drawingml/2006/main" noChangeAspect="1"/>
             </wp:cNvGraphicFramePr>
@@ -304,7 +643,7 @@
                   <pic:spPr>
                     <a:xfrm>
                       <a:off x="0" y="0"/>
-                      <a:ext cx="5940425" cy="4040396"/>
+                      <a:ext cx="5940425" cy="3202888"/>
                     </a:xfrm>
                     <a:prstGeom prst="rect">
                       <a:avLst/>
@@ -318,15 +657,16 @@
       </w:r>
     </w:p>
     <w:p>
-      <w:pPr>
-        <w:jc w:val="center"/>
-      </w:pPr>
-      <w:r>
+      <w:r>
+        <w:rPr>
+          <w:noProof/>
+          <w:lang w:eastAsia="ru-RU"/>
+        </w:rPr>
         <w:drawing>
-          <wp:inline distT="0" distB="0" distL="0" distR="0" wp14:anchorId="0FCCA8B4" wp14:editId="7DF7D112">
-            <wp:extent cx="5940425" cy="4086993"/>
-            <wp:effectExtent l="0" t="0" r="3175" b="8890"/>
-            <wp:docPr id="11" name="Рисунок 11"/>
+          <wp:inline distT="0" distB="0" distL="0" distR="0" wp14:anchorId="58B95D4B" wp14:editId="5A3CF570">
+            <wp:extent cx="5940425" cy="3173459"/>
+            <wp:effectExtent l="0" t="0" r="3175" b="8255"/>
+            <wp:docPr id="9" name="Рисунок 9"/>
             <wp:cNvGraphicFramePr>
               <a:graphicFrameLocks xmlns:a="http://schemas.openxmlformats.org/drawingml/2006/main" noChangeAspect="1"/>
             </wp:cNvGraphicFramePr>
@@ -346,7 +686,7 @@
                   <pic:spPr>
                     <a:xfrm>
                       <a:off x="0" y="0"/>
-                      <a:ext cx="5940425" cy="4086993"/>
+                      <a:ext cx="5940425" cy="3173459"/>
                     </a:xfrm>
                     <a:prstGeom prst="rect">
                       <a:avLst/>
@@ -360,16 +700,17 @@
       </w:r>
     </w:p>
     <w:p>
-      <w:pPr>
-        <w:jc w:val="center"/>
-      </w:pPr>
-      <w:r>
+      <w:r>
+        <w:rPr>
+          <w:noProof/>
+          <w:lang w:eastAsia="ru-RU"/>
+        </w:rPr>
         <w:lastRenderedPageBreak/>
         <w:drawing>
-          <wp:inline distT="0" distB="0" distL="0" distR="0" wp14:anchorId="2DDA4FBE" wp14:editId="59BCC14F">
-            <wp:extent cx="5940425" cy="4078409"/>
+          <wp:inline distT="0" distB="0" distL="0" distR="0" wp14:anchorId="6FA0B8CE" wp14:editId="03DE9EFE">
+            <wp:extent cx="5940425" cy="4040396"/>
             <wp:effectExtent l="0" t="0" r="3175" b="0"/>
-            <wp:docPr id="12" name="Рисунок 12"/>
+            <wp:docPr id="10" name="Рисунок 10"/>
             <wp:cNvGraphicFramePr>
               <a:graphicFrameLocks xmlns:a="http://schemas.openxmlformats.org/drawingml/2006/main" noChangeAspect="1"/>
             </wp:cNvGraphicFramePr>
@@ -389,7 +730,7 @@
                   <pic:spPr>
                     <a:xfrm>
                       <a:off x="0" y="0"/>
-                      <a:ext cx="5940425" cy="4078409"/>
+                      <a:ext cx="5940425" cy="4040396"/>
                     </a:xfrm>
                     <a:prstGeom prst="rect">
                       <a:avLst/>
@@ -403,15 +744,16 @@
       </w:r>
     </w:p>
     <w:p>
-      <w:pPr>
-        <w:jc w:val="center"/>
-      </w:pPr>
-      <w:r>
+      <w:r>
+        <w:rPr>
+          <w:noProof/>
+          <w:lang w:eastAsia="ru-RU"/>
+        </w:rPr>
         <w:drawing>
-          <wp:inline distT="0" distB="0" distL="0" distR="0" wp14:anchorId="0344502F" wp14:editId="1C08A28C">
-            <wp:extent cx="5940425" cy="4053272"/>
-            <wp:effectExtent l="0" t="0" r="3175" b="4445"/>
-            <wp:docPr id="13" name="Рисунок 13"/>
+          <wp:inline distT="0" distB="0" distL="0" distR="0" wp14:anchorId="0E8615D2" wp14:editId="48FFDED3">
+            <wp:extent cx="5940425" cy="4086993"/>
+            <wp:effectExtent l="0" t="0" r="3175" b="8890"/>
+            <wp:docPr id="11" name="Рисунок 11"/>
             <wp:cNvGraphicFramePr>
               <a:graphicFrameLocks xmlns:a="http://schemas.openxmlformats.org/drawingml/2006/main" noChangeAspect="1"/>
             </wp:cNvGraphicFramePr>
@@ -431,7 +773,7 @@
                   <pic:spPr>
                     <a:xfrm>
                       <a:off x="0" y="0"/>
-                      <a:ext cx="5940425" cy="4053272"/>
+                      <a:ext cx="5940425" cy="4086993"/>
                     </a:xfrm>
                     <a:prstGeom prst="rect">
                       <a:avLst/>
@@ -445,16 +787,17 @@
       </w:r>
     </w:p>
     <w:p>
-      <w:pPr>
-        <w:jc w:val="center"/>
-      </w:pPr>
-      <w:r>
+      <w:r>
+        <w:rPr>
+          <w:noProof/>
+          <w:lang w:eastAsia="ru-RU"/>
+        </w:rPr>
         <w:lastRenderedPageBreak/>
         <w:drawing>
-          <wp:inline distT="0" distB="0" distL="0" distR="0" wp14:anchorId="68CF11BE" wp14:editId="3A5DAE21">
-            <wp:extent cx="5940425" cy="4069213"/>
-            <wp:effectExtent l="0" t="0" r="3175" b="7620"/>
-            <wp:docPr id="15" name="Рисунок 15"/>
+          <wp:inline distT="0" distB="0" distL="0" distR="0" wp14:anchorId="1B140DB6" wp14:editId="6B5EB669">
+            <wp:extent cx="5940425" cy="4078409"/>
+            <wp:effectExtent l="0" t="0" r="3175" b="0"/>
+            <wp:docPr id="12" name="Рисунок 12"/>
             <wp:cNvGraphicFramePr>
               <a:graphicFrameLocks xmlns:a="http://schemas.openxmlformats.org/drawingml/2006/main" noChangeAspect="1"/>
             </wp:cNvGraphicFramePr>
@@ -474,7 +817,7 @@
                   <pic:spPr>
                     <a:xfrm>
                       <a:off x="0" y="0"/>
-                      <a:ext cx="5940425" cy="4069213"/>
+                      <a:ext cx="5940425" cy="4078409"/>
                     </a:xfrm>
                     <a:prstGeom prst="rect">
                       <a:avLst/>
@@ -488,17 +831,16 @@
       </w:r>
     </w:p>
     <w:p>
-      <w:pPr>
-        <w:jc w:val="center"/>
-      </w:pPr>
-      <w:bookmarkStart w:id="0" w:name="_GoBack"/>
-      <w:r>
-        <w:lastRenderedPageBreak/>
+      <w:r>
+        <w:rPr>
+          <w:noProof/>
+          <w:lang w:eastAsia="ru-RU"/>
+        </w:rPr>
         <w:drawing>
-          <wp:inline distT="0" distB="0" distL="0" distR="0" wp14:anchorId="0B72492B" wp14:editId="6AAB60F1">
-            <wp:extent cx="5940425" cy="5069808"/>
-            <wp:effectExtent l="0" t="0" r="3175" b="0"/>
-            <wp:docPr id="16" name="Рисунок 16"/>
+          <wp:inline distT="0" distB="0" distL="0" distR="0" wp14:anchorId="2B88DC4C" wp14:editId="3C7816B8">
+            <wp:extent cx="5940425" cy="4053272"/>
+            <wp:effectExtent l="0" t="0" r="3175" b="4445"/>
+            <wp:docPr id="13" name="Рисунок 13"/>
             <wp:cNvGraphicFramePr>
               <a:graphicFrameLocks xmlns:a="http://schemas.openxmlformats.org/drawingml/2006/main" noChangeAspect="1"/>
             </wp:cNvGraphicFramePr>
@@ -518,6 +860,94 @@
                   <pic:spPr>
                     <a:xfrm>
                       <a:off x="0" y="0"/>
+                      <a:ext cx="5940425" cy="4053272"/>
+                    </a:xfrm>
+                    <a:prstGeom prst="rect">
+                      <a:avLst/>
+                    </a:prstGeom>
+                  </pic:spPr>
+                </pic:pic>
+              </a:graphicData>
+            </a:graphic>
+          </wp:inline>
+        </w:drawing>
+      </w:r>
+    </w:p>
+    <w:p>
+      <w:r>
+        <w:rPr>
+          <w:noProof/>
+          <w:lang w:eastAsia="ru-RU"/>
+        </w:rPr>
+        <w:lastRenderedPageBreak/>
+        <w:drawing>
+          <wp:inline distT="0" distB="0" distL="0" distR="0" wp14:anchorId="660C52C7" wp14:editId="01D09681">
+            <wp:extent cx="5940425" cy="4069213"/>
+            <wp:effectExtent l="0" t="0" r="3175" b="7620"/>
+            <wp:docPr id="15" name="Рисунок 15"/>
+            <wp:cNvGraphicFramePr>
+              <a:graphicFrameLocks xmlns:a="http://schemas.openxmlformats.org/drawingml/2006/main" noChangeAspect="1"/>
+            </wp:cNvGraphicFramePr>
+            <a:graphic xmlns:a="http://schemas.openxmlformats.org/drawingml/2006/main">
+              <a:graphicData uri="http://schemas.openxmlformats.org/drawingml/2006/picture">
+                <pic:pic xmlns:pic="http://schemas.openxmlformats.org/drawingml/2006/picture">
+                  <pic:nvPicPr>
+                    <pic:cNvPr id="0" name=""/>
+                    <pic:cNvPicPr/>
+                  </pic:nvPicPr>
+                  <pic:blipFill>
+                    <a:blip r:embed="rId17"/>
+                    <a:stretch>
+                      <a:fillRect/>
+                    </a:stretch>
+                  </pic:blipFill>
+                  <pic:spPr>
+                    <a:xfrm>
+                      <a:off x="0" y="0"/>
+                      <a:ext cx="5940425" cy="4069213"/>
+                    </a:xfrm>
+                    <a:prstGeom prst="rect">
+                      <a:avLst/>
+                    </a:prstGeom>
+                  </pic:spPr>
+                </pic:pic>
+              </a:graphicData>
+            </a:graphic>
+          </wp:inline>
+        </w:drawing>
+      </w:r>
+    </w:p>
+    <w:p>
+      <w:r>
+        <w:rPr>
+          <w:noProof/>
+          <w:lang w:eastAsia="ru-RU"/>
+        </w:rPr>
+        <w:lastRenderedPageBreak/>
+        <w:drawing>
+          <wp:inline distT="0" distB="0" distL="0" distR="0" wp14:anchorId="3A2A9028" wp14:editId="0DE91857">
+            <wp:extent cx="5940425" cy="5069808"/>
+            <wp:effectExtent l="0" t="0" r="3175" b="0"/>
+            <wp:docPr id="16" name="Рисунок 16"/>
+            <wp:cNvGraphicFramePr>
+              <a:graphicFrameLocks xmlns:a="http://schemas.openxmlformats.org/drawingml/2006/main" noChangeAspect="1"/>
+            </wp:cNvGraphicFramePr>
+            <a:graphic xmlns:a="http://schemas.openxmlformats.org/drawingml/2006/main">
+              <a:graphicData uri="http://schemas.openxmlformats.org/drawingml/2006/picture">
+                <pic:pic xmlns:pic="http://schemas.openxmlformats.org/drawingml/2006/picture">
+                  <pic:nvPicPr>
+                    <pic:cNvPr id="0" name=""/>
+                    <pic:cNvPicPr/>
+                  </pic:nvPicPr>
+                  <pic:blipFill>
+                    <a:blip r:embed="rId18"/>
+                    <a:stretch>
+                      <a:fillRect/>
+                    </a:stretch>
+                  </pic:blipFill>
+                  <pic:spPr>
+                    <a:xfrm>
+                      <a:off x="0" y="0"/>
                       <a:ext cx="5940425" cy="5069808"/>
                     </a:xfrm>
                     <a:prstGeom prst="rect">
@@ -530,23 +960,10 @@
           </wp:inline>
         </w:drawing>
       </w:r>
-      <w:bookmarkEnd w:id="0"/>
-    </w:p>
-    <w:p>
-      <w:pPr>
-        <w:jc w:val="center"/>
-      </w:pPr>
-    </w:p>
-    <w:p>
-      <w:pPr>
-        <w:jc w:val="center"/>
-      </w:pPr>
-    </w:p>
-    <w:p>
-      <w:pPr>
-        <w:jc w:val="center"/>
-      </w:pPr>
-    </w:p>
+    </w:p>
+    <w:p/>
+    <w:p/>
+    <w:p/>
     <w:sectPr>
       <w:pgSz w:w="11906" w:h="16838"/>
       <w:pgMar w:top="1134" w:right="850" w:bottom="1134" w:left="1701" w:header="708" w:footer="708" w:gutter="0"/>
@@ -600,7 +1017,7 @@
     <w:lsdException w:name="Subtitle" w:semiHidden="0" w:uiPriority="11" w:unhideWhenUsed="0" w:qFormat="1"/>
     <w:lsdException w:name="Strong" w:semiHidden="0" w:uiPriority="22" w:unhideWhenUsed="0" w:qFormat="1"/>
     <w:lsdException w:name="Emphasis" w:semiHidden="0" w:uiPriority="20" w:unhideWhenUsed="0" w:qFormat="1"/>
-    <w:lsdException w:name="Table Grid" w:semiHidden="0" w:uiPriority="59" w:unhideWhenUsed="0"/>
+    <w:lsdException w:name="Table Grid" w:semiHidden="0" w:uiPriority="39" w:unhideWhenUsed="0"/>
     <w:lsdException w:name="Placeholder Text" w:unhideWhenUsed="0"/>
     <w:lsdException w:name="No Spacing" w:semiHidden="0" w:uiPriority="1" w:unhideWhenUsed="0" w:qFormat="1"/>
     <w:lsdException w:name="Light Shading" w:semiHidden="0" w:uiPriority="60" w:unhideWhenUsed="0"/>
@@ -716,6 +1133,11 @@
   <w:style w:type="paragraph" w:default="1" w:styleId="a">
     <w:name w:val="Normal"/>
     <w:qFormat/>
+    <w:rsid w:val="00061C88"/>
+    <w:rPr>
+      <w:rFonts w:ascii="Times New Roman" w:hAnsi="Times New Roman"/>
+      <w:sz w:val="28"/>
+    </w:rPr>
   </w:style>
   <w:style w:type="paragraph" w:styleId="1">
     <w:name w:val="heading 1"/>
@@ -724,19 +1146,20 @@
     <w:link w:val="10"/>
     <w:uiPriority w:val="9"/>
     <w:qFormat/>
-    <w:rsid w:val="001B0470"/>
+    <w:rsid w:val="00061C88"/>
     <w:pPr>
       <w:keepNext/>
       <w:keepLines/>
       <w:spacing w:before="480" w:after="0"/>
+      <w:jc w:val="center"/>
       <w:outlineLvl w:val="0"/>
     </w:pPr>
     <w:rPr>
-      <w:rFonts w:asciiTheme="majorHAnsi" w:eastAsiaTheme="majorEastAsia" w:hAnsiTheme="majorHAnsi" w:cstheme="majorBidi"/>
+      <w:rFonts w:eastAsiaTheme="majorEastAsia" w:cstheme="majorBidi"/>
       <w:b/>
       <w:bCs/>
-      <w:color w:val="365F91" w:themeColor="accent1" w:themeShade="BF"/>
-      <w:sz w:val="28"/>
+      <w:color w:val="000000" w:themeColor="text1"/>
+      <w:sz w:val="40"/>
       <w:szCs w:val="28"/>
     </w:rPr>
   </w:style>
@@ -772,13 +1195,13 @@
     <w:basedOn w:val="a0"/>
     <w:link w:val="1"/>
     <w:uiPriority w:val="9"/>
-    <w:rsid w:val="001B0470"/>
+    <w:rsid w:val="00061C88"/>
     <w:rPr>
-      <w:rFonts w:asciiTheme="majorHAnsi" w:eastAsiaTheme="majorEastAsia" w:hAnsiTheme="majorHAnsi" w:cstheme="majorBidi"/>
+      <w:rFonts w:ascii="Times New Roman" w:eastAsiaTheme="majorEastAsia" w:hAnsi="Times New Roman" w:cstheme="majorBidi"/>
       <w:b/>
       <w:bCs/>
-      <w:color w:val="365F91" w:themeColor="accent1" w:themeShade="BF"/>
-      <w:sz w:val="28"/>
+      <w:color w:val="000000" w:themeColor="text1"/>
+      <w:sz w:val="40"/>
       <w:szCs w:val="28"/>
     </w:rPr>
   </w:style>
@@ -810,6 +1233,73 @@
       <w:rFonts w:ascii="Tahoma" w:hAnsi="Tahoma" w:cs="Tahoma"/>
       <w:sz w:val="16"/>
       <w:szCs w:val="16"/>
+    </w:rPr>
+  </w:style>
+  <w:style w:type="table" w:styleId="a5">
+    <w:name w:val="Table Grid"/>
+    <w:basedOn w:val="a1"/>
+    <w:uiPriority w:val="39"/>
+    <w:rsid w:val="00061C88"/>
+    <w:pPr>
+      <w:spacing w:after="0" w:line="240" w:lineRule="auto"/>
+    </w:pPr>
+    <w:rPr>
+      <w:kern w:val="2"/>
+      <w:sz w:val="24"/>
+      <w:szCs w:val="24"/>
+    </w:rPr>
+    <w:tblPr>
+      <w:tblBorders>
+        <w:top w:val="single" w:sz="4" w:space="0" w:color="auto"/>
+        <w:left w:val="single" w:sz="4" w:space="0" w:color="auto"/>
+        <w:bottom w:val="single" w:sz="4" w:space="0" w:color="auto"/>
+        <w:right w:val="single" w:sz="4" w:space="0" w:color="auto"/>
+        <w:insideH w:val="single" w:sz="4" w:space="0" w:color="auto"/>
+        <w:insideV w:val="single" w:sz="4" w:space="0" w:color="auto"/>
+      </w:tblBorders>
+    </w:tblPr>
+  </w:style>
+  <w:style w:type="paragraph" w:styleId="a6">
+    <w:name w:val="TOC Heading"/>
+    <w:basedOn w:val="1"/>
+    <w:next w:val="a"/>
+    <w:uiPriority w:val="39"/>
+    <w:semiHidden/>
+    <w:unhideWhenUsed/>
+    <w:qFormat/>
+    <w:rsid w:val="00061C88"/>
+    <w:pPr>
+      <w:jc w:val="left"/>
+      <w:outlineLvl w:val="9"/>
+    </w:pPr>
+    <w:rPr>
+      <w:rFonts w:asciiTheme="majorHAnsi" w:hAnsiTheme="majorHAnsi"/>
+      <w:color w:val="365F91" w:themeColor="accent1" w:themeShade="BF"/>
+      <w:sz w:val="28"/>
+      <w:lang w:eastAsia="ru-RU"/>
+    </w:rPr>
+  </w:style>
+  <w:style w:type="paragraph" w:styleId="11">
+    <w:name w:val="toc 1"/>
+    <w:basedOn w:val="a"/>
+    <w:next w:val="a"/>
+    <w:autoRedefine/>
+    <w:uiPriority w:val="39"/>
+    <w:unhideWhenUsed/>
+    <w:rsid w:val="00061C88"/>
+    <w:pPr>
+      <w:spacing w:after="100"/>
+    </w:pPr>
+  </w:style>
+  <w:style w:type="character" w:styleId="a7">
+    <w:name w:val="Hyperlink"/>
+    <w:basedOn w:val="a0"/>
+    <w:uiPriority w:val="99"/>
+    <w:unhideWhenUsed/>
+    <w:rsid w:val="00061C88"/>
+    <w:rPr>
+      <w:color w:val="0000FF" w:themeColor="hyperlink"/>
+      <w:u w:val="single"/>
     </w:rPr>
   </w:style>
 </w:styles>
@@ -858,7 +1348,7 @@
     <w:lsdException w:name="Subtitle" w:semiHidden="0" w:uiPriority="11" w:unhideWhenUsed="0" w:qFormat="1"/>
     <w:lsdException w:name="Strong" w:semiHidden="0" w:uiPriority="22" w:unhideWhenUsed="0" w:qFormat="1"/>
     <w:lsdException w:name="Emphasis" w:semiHidden="0" w:uiPriority="20" w:unhideWhenUsed="0" w:qFormat="1"/>
-    <w:lsdException w:name="Table Grid" w:semiHidden="0" w:uiPriority="59" w:unhideWhenUsed="0"/>
+    <w:lsdException w:name="Table Grid" w:semiHidden="0" w:uiPriority="39" w:unhideWhenUsed="0"/>
     <w:lsdException w:name="Placeholder Text" w:unhideWhenUsed="0"/>
     <w:lsdException w:name="No Spacing" w:semiHidden="0" w:uiPriority="1" w:unhideWhenUsed="0" w:qFormat="1"/>
     <w:lsdException w:name="Light Shading" w:semiHidden="0" w:uiPriority="60" w:unhideWhenUsed="0"/>
@@ -974,6 +1464,11 @@
   <w:style w:type="paragraph" w:default="1" w:styleId="a">
     <w:name w:val="Normal"/>
     <w:qFormat/>
+    <w:rsid w:val="00061C88"/>
+    <w:rPr>
+      <w:rFonts w:ascii="Times New Roman" w:hAnsi="Times New Roman"/>
+      <w:sz w:val="28"/>
+    </w:rPr>
   </w:style>
   <w:style w:type="paragraph" w:styleId="1">
     <w:name w:val="heading 1"/>
@@ -982,19 +1477,20 @@
     <w:link w:val="10"/>
     <w:uiPriority w:val="9"/>
     <w:qFormat/>
-    <w:rsid w:val="001B0470"/>
+    <w:rsid w:val="00061C88"/>
     <w:pPr>
       <w:keepNext/>
       <w:keepLines/>
       <w:spacing w:before="480" w:after="0"/>
+      <w:jc w:val="center"/>
       <w:outlineLvl w:val="0"/>
     </w:pPr>
     <w:rPr>
-      <w:rFonts w:asciiTheme="majorHAnsi" w:eastAsiaTheme="majorEastAsia" w:hAnsiTheme="majorHAnsi" w:cstheme="majorBidi"/>
+      <w:rFonts w:eastAsiaTheme="majorEastAsia" w:cstheme="majorBidi"/>
       <w:b/>
       <w:bCs/>
-      <w:color w:val="365F91" w:themeColor="accent1" w:themeShade="BF"/>
-      <w:sz w:val="28"/>
+      <w:color w:val="000000" w:themeColor="text1"/>
+      <w:sz w:val="40"/>
       <w:szCs w:val="28"/>
     </w:rPr>
   </w:style>
@@ -1030,13 +1526,13 @@
     <w:basedOn w:val="a0"/>
     <w:link w:val="1"/>
     <w:uiPriority w:val="9"/>
-    <w:rsid w:val="001B0470"/>
+    <w:rsid w:val="00061C88"/>
     <w:rPr>
-      <w:rFonts w:asciiTheme="majorHAnsi" w:eastAsiaTheme="majorEastAsia" w:hAnsiTheme="majorHAnsi" w:cstheme="majorBidi"/>
+      <w:rFonts w:ascii="Times New Roman" w:eastAsiaTheme="majorEastAsia" w:hAnsi="Times New Roman" w:cstheme="majorBidi"/>
       <w:b/>
       <w:bCs/>
-      <w:color w:val="365F91" w:themeColor="accent1" w:themeShade="BF"/>
-      <w:sz w:val="28"/>
+      <w:color w:val="000000" w:themeColor="text1"/>
+      <w:sz w:val="40"/>
       <w:szCs w:val="28"/>
     </w:rPr>
   </w:style>
@@ -1068,6 +1564,73 @@
       <w:rFonts w:ascii="Tahoma" w:hAnsi="Tahoma" w:cs="Tahoma"/>
       <w:sz w:val="16"/>
       <w:szCs w:val="16"/>
+    </w:rPr>
+  </w:style>
+  <w:style w:type="table" w:styleId="a5">
+    <w:name w:val="Table Grid"/>
+    <w:basedOn w:val="a1"/>
+    <w:uiPriority w:val="39"/>
+    <w:rsid w:val="00061C88"/>
+    <w:pPr>
+      <w:spacing w:after="0" w:line="240" w:lineRule="auto"/>
+    </w:pPr>
+    <w:rPr>
+      <w:kern w:val="2"/>
+      <w:sz w:val="24"/>
+      <w:szCs w:val="24"/>
+    </w:rPr>
+    <w:tblPr>
+      <w:tblBorders>
+        <w:top w:val="single" w:sz="4" w:space="0" w:color="auto"/>
+        <w:left w:val="single" w:sz="4" w:space="0" w:color="auto"/>
+        <w:bottom w:val="single" w:sz="4" w:space="0" w:color="auto"/>
+        <w:right w:val="single" w:sz="4" w:space="0" w:color="auto"/>
+        <w:insideH w:val="single" w:sz="4" w:space="0" w:color="auto"/>
+        <w:insideV w:val="single" w:sz="4" w:space="0" w:color="auto"/>
+      </w:tblBorders>
+    </w:tblPr>
+  </w:style>
+  <w:style w:type="paragraph" w:styleId="a6">
+    <w:name w:val="TOC Heading"/>
+    <w:basedOn w:val="1"/>
+    <w:next w:val="a"/>
+    <w:uiPriority w:val="39"/>
+    <w:semiHidden/>
+    <w:unhideWhenUsed/>
+    <w:qFormat/>
+    <w:rsid w:val="00061C88"/>
+    <w:pPr>
+      <w:jc w:val="left"/>
+      <w:outlineLvl w:val="9"/>
+    </w:pPr>
+    <w:rPr>
+      <w:rFonts w:asciiTheme="majorHAnsi" w:hAnsiTheme="majorHAnsi"/>
+      <w:color w:val="365F91" w:themeColor="accent1" w:themeShade="BF"/>
+      <w:sz w:val="28"/>
+      <w:lang w:eastAsia="ru-RU"/>
+    </w:rPr>
+  </w:style>
+  <w:style w:type="paragraph" w:styleId="11">
+    <w:name w:val="toc 1"/>
+    <w:basedOn w:val="a"/>
+    <w:next w:val="a"/>
+    <w:autoRedefine/>
+    <w:uiPriority w:val="39"/>
+    <w:unhideWhenUsed/>
+    <w:rsid w:val="00061C88"/>
+    <w:pPr>
+      <w:spacing w:after="100"/>
+    </w:pPr>
+  </w:style>
+  <w:style w:type="character" w:styleId="a7">
+    <w:name w:val="Hyperlink"/>
+    <w:basedOn w:val="a0"/>
+    <w:uiPriority w:val="99"/>
+    <w:unhideWhenUsed/>
+    <w:rsid w:val="00061C88"/>
+    <w:rPr>
+      <w:color w:val="0000FF" w:themeColor="hyperlink"/>
+      <w:u w:val="single"/>
     </w:rPr>
   </w:style>
 </w:styles>
@@ -1356,4 +1919,16 @@
   <a:objectDefaults/>
   <a:extraClrSchemeLst/>
 </a:theme>
+</file>
+
+<file path=customXml/item1.xml><?xml version="1.0" encoding="utf-8"?>
+<b:Sources xmlns:b="http://schemas.openxmlformats.org/officeDocument/2006/bibliography" xmlns="http://schemas.openxmlformats.org/officeDocument/2006/bibliography" SelectedStyle="\APA.XSL" StyleName="APA"/>
+</file>
+
+<file path=customXml/itemProps1.xml><?xml version="1.0" encoding="utf-8"?>
+<ds:datastoreItem xmlns:ds="http://schemas.openxmlformats.org/officeDocument/2006/customXml" ds:itemID="{CECE4F9A-FB4E-476F-A0E4-9ED8FF2A407E}">
+  <ds:schemaRefs>
+    <ds:schemaRef ds:uri="http://schemas.openxmlformats.org/officeDocument/2006/bibliography"/>
+  </ds:schemaRefs>
+</ds:datastoreItem>
 </file>